--- a/projects/powerscale/enhancement-2/CS 499 Enhancement 2 Narrative Manny DaSilva.docx
+++ b/projects/powerscale/enhancement-2/CS 499 Enhancement 2 Narrative Manny DaSilva.docx
@@ -5,22 +5,271 @@
     <w:p>
       <w:pPr>
         <w:spacing w:line="480" w:lineRule="auto"/>
+        <w:rPr>
+          <w:rFonts w:ascii="Times New Roman" w:hAnsi="Times New Roman" w:cs="Times New Roman"/>
+        </w:rPr>
+      </w:pPr>
+    </w:p>
+    <w:p>
+      <w:pPr>
+        <w:spacing w:line="480" w:lineRule="auto"/>
+        <w:rPr>
+          <w:rFonts w:ascii="Times New Roman" w:hAnsi="Times New Roman" w:cs="Times New Roman"/>
+        </w:rPr>
+      </w:pPr>
+    </w:p>
+    <w:p>
+      <w:pPr>
+        <w:spacing w:line="480" w:lineRule="auto"/>
+        <w:rPr>
+          <w:rFonts w:ascii="Times New Roman" w:hAnsi="Times New Roman" w:cs="Times New Roman"/>
+        </w:rPr>
+      </w:pPr>
+    </w:p>
+    <w:p>
+      <w:pPr>
+        <w:spacing w:line="480" w:lineRule="auto"/>
+        <w:rPr>
+          <w:rFonts w:ascii="Times New Roman" w:hAnsi="Times New Roman" w:cs="Times New Roman"/>
+        </w:rPr>
+      </w:pPr>
+    </w:p>
+    <w:p>
+      <w:pPr>
+        <w:spacing w:line="480" w:lineRule="auto"/>
+        <w:rPr>
+          <w:rFonts w:ascii="Times New Roman" w:hAnsi="Times New Roman" w:cs="Times New Roman"/>
+        </w:rPr>
+      </w:pPr>
+    </w:p>
+    <w:p>
+      <w:pPr>
+        <w:spacing w:line="480" w:lineRule="auto"/>
+        <w:rPr>
+          <w:rFonts w:ascii="Times New Roman" w:hAnsi="Times New Roman" w:cs="Times New Roman"/>
+        </w:rPr>
+      </w:pPr>
+    </w:p>
+    <w:p>
+      <w:pPr>
+        <w:spacing w:line="480" w:lineRule="auto"/>
         <w:ind w:firstLine="720"/>
-        <w:rPr>
-          <w:rFonts w:ascii="Times New Roman" w:hAnsi="Times New Roman" w:cs="Times New Roman"/>
-        </w:rPr>
-      </w:pPr>
-      <w:r>
-        <w:rPr>
-          <w:rFonts w:ascii="Times New Roman" w:hAnsi="Times New Roman" w:cs="Times New Roman"/>
-        </w:rPr>
+        <w:jc w:val="center"/>
+        <w:rPr>
+          <w:rFonts w:ascii="Times New Roman" w:hAnsi="Times New Roman" w:cs="Times New Roman"/>
+        </w:rPr>
+      </w:pPr>
+      <w:r>
+        <w:rPr>
+          <w:rFonts w:ascii="Times New Roman" w:hAnsi="Times New Roman" w:cs="Times New Roman"/>
+        </w:rPr>
+        <w:t>Manny DaSilva</w:t>
+      </w:r>
+    </w:p>
+    <w:p>
+      <w:pPr>
+        <w:spacing w:line="480" w:lineRule="auto"/>
+        <w:ind w:firstLine="720"/>
+        <w:jc w:val="center"/>
+        <w:rPr>
+          <w:rFonts w:ascii="Times New Roman" w:hAnsi="Times New Roman" w:cs="Times New Roman"/>
+        </w:rPr>
+      </w:pPr>
+      <w:r>
+        <w:rPr>
+          <w:rFonts w:ascii="Times New Roman" w:hAnsi="Times New Roman" w:cs="Times New Roman"/>
+        </w:rPr>
+        <w:t>CS 499 Computer Science Capstone</w:t>
+      </w:r>
+    </w:p>
+    <w:p>
+      <w:pPr>
+        <w:spacing w:line="480" w:lineRule="auto"/>
+        <w:ind w:firstLine="720"/>
+        <w:jc w:val="center"/>
+        <w:rPr>
+          <w:rFonts w:ascii="Times New Roman" w:hAnsi="Times New Roman" w:cs="Times New Roman"/>
+        </w:rPr>
+      </w:pPr>
+      <w:r>
+        <w:rPr>
+          <w:rFonts w:ascii="Times New Roman" w:hAnsi="Times New Roman" w:cs="Times New Roman"/>
+        </w:rPr>
+        <w:t>Enhancement 2: Algorithms and Data Structures</w:t>
+      </w:r>
+    </w:p>
+    <w:p>
+      <w:pPr>
+        <w:spacing w:line="480" w:lineRule="auto"/>
+        <w:ind w:firstLine="720"/>
+        <w:jc w:val="center"/>
+        <w:rPr>
+          <w:rFonts w:ascii="Times New Roman" w:hAnsi="Times New Roman" w:cs="Times New Roman"/>
+        </w:rPr>
+      </w:pPr>
+      <w:proofErr w:type="spellStart"/>
+      <w:r>
+        <w:rPr>
+          <w:rFonts w:ascii="Times New Roman" w:hAnsi="Times New Roman" w:cs="Times New Roman"/>
+        </w:rPr>
+        <w:t>PowerScale</w:t>
+      </w:r>
+      <w:proofErr w:type="spellEnd"/>
+      <w:r>
+        <w:rPr>
+          <w:rFonts w:ascii="Times New Roman" w:hAnsi="Times New Roman" w:cs="Times New Roman"/>
+        </w:rPr>
+        <w:t xml:space="preserve"> Mobile Application</w:t>
+      </w:r>
+    </w:p>
+    <w:p>
+      <w:pPr>
+        <w:spacing w:line="480" w:lineRule="auto"/>
+        <w:ind w:firstLine="720"/>
+        <w:jc w:val="center"/>
+        <w:rPr>
+          <w:rFonts w:ascii="Times New Roman" w:hAnsi="Times New Roman" w:cs="Times New Roman"/>
+        </w:rPr>
+      </w:pPr>
+      <w:r>
+        <w:rPr>
+          <w:rFonts w:ascii="Times New Roman" w:hAnsi="Times New Roman" w:cs="Times New Roman"/>
+        </w:rPr>
+        <w:t>Southern New Hampshire University</w:t>
+      </w:r>
+    </w:p>
+    <w:p>
+      <w:pPr>
+        <w:spacing w:line="480" w:lineRule="auto"/>
+        <w:ind w:firstLine="720"/>
+        <w:jc w:val="center"/>
+        <w:rPr>
+          <w:rFonts w:ascii="Times New Roman" w:hAnsi="Times New Roman" w:cs="Times New Roman"/>
+        </w:rPr>
+      </w:pPr>
+      <w:r>
+        <w:rPr>
+          <w:rFonts w:ascii="Times New Roman" w:hAnsi="Times New Roman" w:cs="Times New Roman"/>
+        </w:rPr>
+        <w:t>April 2026</w:t>
+      </w:r>
+    </w:p>
+    <w:p>
+      <w:pPr>
+        <w:spacing w:line="480" w:lineRule="auto"/>
+        <w:ind w:firstLine="720"/>
+        <w:rPr>
+          <w:rFonts w:ascii="Times New Roman" w:hAnsi="Times New Roman" w:cs="Times New Roman"/>
+        </w:rPr>
+      </w:pPr>
+    </w:p>
+    <w:p>
+      <w:pPr>
+        <w:spacing w:line="480" w:lineRule="auto"/>
+        <w:ind w:firstLine="720"/>
+        <w:rPr>
+          <w:rFonts w:ascii="Times New Roman" w:hAnsi="Times New Roman" w:cs="Times New Roman"/>
+        </w:rPr>
+      </w:pPr>
+    </w:p>
+    <w:p>
+      <w:pPr>
+        <w:spacing w:line="480" w:lineRule="auto"/>
+        <w:ind w:firstLine="720"/>
+        <w:rPr>
+          <w:rFonts w:ascii="Times New Roman" w:hAnsi="Times New Roman" w:cs="Times New Roman"/>
+        </w:rPr>
+      </w:pPr>
+    </w:p>
+    <w:p>
+      <w:pPr>
+        <w:spacing w:line="480" w:lineRule="auto"/>
+        <w:ind w:firstLine="720"/>
+        <w:rPr>
+          <w:rFonts w:ascii="Times New Roman" w:hAnsi="Times New Roman" w:cs="Times New Roman"/>
+        </w:rPr>
+      </w:pPr>
+    </w:p>
+    <w:p>
+      <w:pPr>
+        <w:spacing w:line="480" w:lineRule="auto"/>
+        <w:ind w:firstLine="720"/>
+        <w:rPr>
+          <w:rFonts w:ascii="Times New Roman" w:hAnsi="Times New Roman" w:cs="Times New Roman"/>
+        </w:rPr>
+      </w:pPr>
+    </w:p>
+    <w:p>
+      <w:pPr>
+        <w:spacing w:line="480" w:lineRule="auto"/>
+        <w:ind w:firstLine="720"/>
+        <w:rPr>
+          <w:rFonts w:ascii="Times New Roman" w:hAnsi="Times New Roman" w:cs="Times New Roman"/>
+        </w:rPr>
+      </w:pPr>
+    </w:p>
+    <w:p>
+      <w:pPr>
+        <w:spacing w:line="480" w:lineRule="auto"/>
+        <w:ind w:firstLine="720"/>
+        <w:rPr>
+          <w:rFonts w:ascii="Times New Roman" w:hAnsi="Times New Roman" w:cs="Times New Roman"/>
+        </w:rPr>
+      </w:pPr>
+      <w:r>
+        <w:rPr>
+          <w:rFonts w:ascii="Times New Roman" w:hAnsi="Times New Roman" w:cs="Times New Roman"/>
+        </w:rPr>
+        <w:lastRenderedPageBreak/>
         <w:t xml:space="preserve">The artifact I chose for enhancement in Category Two, Algorithms and Data Structures, </w:t>
       </w:r>
       <w:r>
         <w:rPr>
           <w:rFonts w:ascii="Times New Roman" w:hAnsi="Times New Roman" w:cs="Times New Roman"/>
         </w:rPr>
-        <w:t>is an Android application called PowerScale. PowerScale is a weight-tracking mobile application built in Android Studio using Java, XML, and SQLite. The application allows users to create an account, log in, record weight entries, set a goal weight, and track their progress over time. The original version of this application was developed during the CS 360 Mobile Architecture and Programming course.</w:t>
+        <w:t xml:space="preserve">is an Android application called </w:t>
+      </w:r>
+      <w:proofErr w:type="spellStart"/>
+      <w:r>
+        <w:rPr>
+          <w:rFonts w:ascii="Times New Roman" w:hAnsi="Times New Roman" w:cs="Times New Roman"/>
+        </w:rPr>
+        <w:t>PowerScale</w:t>
+      </w:r>
+      <w:proofErr w:type="spellEnd"/>
+      <w:r>
+        <w:rPr>
+          <w:rFonts w:ascii="Times New Roman" w:hAnsi="Times New Roman" w:cs="Times New Roman"/>
+        </w:rPr>
+        <w:t xml:space="preserve">. </w:t>
+      </w:r>
+      <w:proofErr w:type="spellStart"/>
+      <w:r>
+        <w:rPr>
+          <w:rFonts w:ascii="Times New Roman" w:hAnsi="Times New Roman" w:cs="Times New Roman"/>
+        </w:rPr>
+        <w:t>PowerScale</w:t>
+      </w:r>
+      <w:proofErr w:type="spellEnd"/>
+      <w:r>
+        <w:rPr>
+          <w:rFonts w:ascii="Times New Roman" w:hAnsi="Times New Roman" w:cs="Times New Roman"/>
+        </w:rPr>
+        <w:t xml:space="preserve"> is a weight-tracking mobile application built in Android Studio using Java, XML, and SQLite. The application allows users to create an account, log in, record weight entries, set </w:t>
+      </w:r>
+      <w:proofErr w:type="gramStart"/>
+      <w:r>
+        <w:rPr>
+          <w:rFonts w:ascii="Times New Roman" w:hAnsi="Times New Roman" w:cs="Times New Roman"/>
+        </w:rPr>
+        <w:t>a goal</w:t>
+      </w:r>
+      <w:proofErr w:type="gramEnd"/>
+      <w:r>
+        <w:rPr>
+          <w:rFonts w:ascii="Times New Roman" w:hAnsi="Times New Roman" w:cs="Times New Roman"/>
+        </w:rPr>
+        <w:t xml:space="preserve"> weight, and track their progress over time. The original version of this application was developed during the CS 360 Mobile Architecture and Programming course.</w:t>
       </w:r>
     </w:p>
     <w:p>
@@ -35,7 +284,21 @@
         <w:rPr>
           <w:rFonts w:ascii="Times New Roman" w:hAnsi="Times New Roman" w:cs="Times New Roman"/>
         </w:rPr>
-        <w:t xml:space="preserve">I selected this artifact for my ePortfolio because it </w:t>
+        <w:t xml:space="preserve">I selected this artifact for my </w:t>
+      </w:r>
+      <w:proofErr w:type="spellStart"/>
+      <w:r>
+        <w:rPr>
+          <w:rFonts w:ascii="Times New Roman" w:hAnsi="Times New Roman" w:cs="Times New Roman"/>
+        </w:rPr>
+        <w:t>ePortfolio</w:t>
+      </w:r>
+      <w:proofErr w:type="spellEnd"/>
+      <w:r>
+        <w:rPr>
+          <w:rFonts w:ascii="Times New Roman" w:hAnsi="Times New Roman" w:cs="Times New Roman"/>
+        </w:rPr>
+        <w:t xml:space="preserve"> because it </w:t>
       </w:r>
       <w:r>
         <w:rPr>
@@ -453,7 +716,21 @@
         <w:rPr>
           <w:rFonts w:ascii="Times New Roman" w:hAnsi="Times New Roman" w:cs="Times New Roman"/>
         </w:rPr>
-        <w:t>. Handling these cases required careful validation logic</w:t>
+        <w:t xml:space="preserve">. Handling these cases </w:t>
+      </w:r>
+      <w:proofErr w:type="gramStart"/>
+      <w:r>
+        <w:rPr>
+          <w:rFonts w:ascii="Times New Roman" w:hAnsi="Times New Roman" w:cs="Times New Roman"/>
+        </w:rPr>
+        <w:t>required</w:t>
+      </w:r>
+      <w:proofErr w:type="gramEnd"/>
+      <w:r>
+        <w:rPr>
+          <w:rFonts w:ascii="Times New Roman" w:hAnsi="Times New Roman" w:cs="Times New Roman"/>
+        </w:rPr>
+        <w:t xml:space="preserve"> careful validation logic</w:t>
       </w:r>
       <w:r>
         <w:rPr>
@@ -471,14 +748,56 @@
         <w:rPr>
           <w:rFonts w:ascii="Times New Roman" w:hAnsi="Times New Roman" w:cs="Times New Roman"/>
         </w:rPr>
-        <w:t xml:space="preserve"> to prevent incorrect calculations or misleading trend results. Another challenge was integrating the algorithm into the existing application flow without disrupting current functionality. This required aligning the computation with the data retrieval process and ensuring that results were updated consistently whenever new entries were added. A specific issue I encountered during this process was getting the LiveData updates to reflect the trend results in the UI. Initially, the trend values were not updating or displaying correctly because the </w:t>
+        <w:t xml:space="preserve"> to prevent incorrect calculations or misleading trend results. Another challenge was integrating the algorithm into the existing application flow without disrupting current functionality. This required aligning the computation with the data retrieval process and ensuring that results were updated consistently whenever new entries were added. A specific issue I encountered during this process was getting the </w:t>
+      </w:r>
+      <w:proofErr w:type="spellStart"/>
+      <w:r>
+        <w:rPr>
+          <w:rFonts w:ascii="Times New Roman" w:hAnsi="Times New Roman" w:cs="Times New Roman"/>
+        </w:rPr>
+        <w:t>LiveData</w:t>
+      </w:r>
+      <w:proofErr w:type="spellEnd"/>
+      <w:r>
+        <w:rPr>
+          <w:rFonts w:ascii="Times New Roman" w:hAnsi="Times New Roman" w:cs="Times New Roman"/>
+        </w:rPr>
+        <w:t xml:space="preserve"> updates to reflect the trend results in the UI. Initially, the trend values were not updating or displaying correctly because the </w:t>
       </w:r>
       <w:r>
         <w:rPr>
           <w:rFonts w:ascii="Times New Roman" w:hAnsi="Times New Roman" w:cs="Times New Roman"/>
         </w:rPr>
         <w:lastRenderedPageBreak/>
-        <w:t xml:space="preserve">data source was not being observed and updated in sync with the repository changes. This required debugging the data flow between the Repository, ViewModel, and UI layers, and restructuring how the LiveData source was attached and observed to ensure that updates were triggered consistently. Once this was </w:t>
+        <w:t xml:space="preserve">data source was not being observed and updated in sync with the repository changes. This required debugging the data flow between the Repository, </w:t>
+      </w:r>
+      <w:proofErr w:type="spellStart"/>
+      <w:r>
+        <w:rPr>
+          <w:rFonts w:ascii="Times New Roman" w:hAnsi="Times New Roman" w:cs="Times New Roman"/>
+        </w:rPr>
+        <w:t>ViewModel</w:t>
+      </w:r>
+      <w:proofErr w:type="spellEnd"/>
+      <w:r>
+        <w:rPr>
+          <w:rFonts w:ascii="Times New Roman" w:hAnsi="Times New Roman" w:cs="Times New Roman"/>
+        </w:rPr>
+        <w:t xml:space="preserve">, and UI layers, and restructuring how the </w:t>
+      </w:r>
+      <w:proofErr w:type="spellStart"/>
+      <w:r>
+        <w:rPr>
+          <w:rFonts w:ascii="Times New Roman" w:hAnsi="Times New Roman" w:cs="Times New Roman"/>
+        </w:rPr>
+        <w:t>LiveData</w:t>
+      </w:r>
+      <w:proofErr w:type="spellEnd"/>
+      <w:r>
+        <w:rPr>
+          <w:rFonts w:ascii="Times New Roman" w:hAnsi="Times New Roman" w:cs="Times New Roman"/>
+        </w:rPr>
+        <w:t xml:space="preserve"> source was attached and observed to ensure that updates were triggered consistently. Once this was </w:t>
       </w:r>
       <w:r>
         <w:rPr>
@@ -1153,7 +1472,6 @@
   <w:style w:type="character" w:default="1" w:styleId="DefaultParagraphFont">
     <w:name w:val="Default Paragraph Font"/>
     <w:uiPriority w:val="1"/>
-    <w:semiHidden/>
     <w:unhideWhenUsed/>
   </w:style>
   <w:style w:type="table" w:default="1" w:styleId="TableNormal">
